--- a/policies/build/preview_hco/HCO.FMS.6_v2_preview.docx
+++ b/policies/build/preview_hco/HCO.FMS.6_v2_preview.docx
@@ -773,7 +773,7 @@
           <w:sz w:val="22"/>
           <w:szCs w:val="22"/>
         </w:rPr>
-        <w:t xml:space="preserve">Boundaries: do not copy SHCO equivalent-chapter wording. Do not overwrite HCO AAC, COP, MOM, PRE, IPC, PSQ or ROM policies. Spell out abbreviations on first use in training materials. OE counts/levels/asterisks stay with the official portal Standards PDF. Method notes come from the Guidebook Interpretation paragraphs (scanned PDF md5 2c4489ee98de4ae9b49cba168ea9f42a).</w:t>
+        <w:t xml:space="preserve">Boundaries: do not overwrite HCO AAC, COP, MOM, PRE, IPC, PSQ or ROM policies. Spell out abbreviations on first use in training materials. OE counts/levels/asterisks stay with the official portal Standards PDF. Method notes come from the Guidebook Interpretation paragraphs (scanned PDF md5 2c4489ee98de4ae9b49cba168ea9f42a).</w:t>
       </w:r>
     </w:p>
     <w:p>
@@ -827,7 +827,7 @@
           <w:sz w:val="22"/>
           <w:szCs w:val="22"/>
         </w:rPr>
-        <w:t xml:space="preserve">1. Do not skip: Written guidance governs the implementation of procurement, handling, storage, distribution, usage and repl...</w:t>
+        <w:t xml:space="preserve">1. Do not skip: Written guidance governs the implementation of procurement, handling, storage, distribution, usage and...</w:t>
       </w:r>
     </w:p>
     <w:p>
@@ -917,7 +917,7 @@
         <w:spacing w:after="100" w:before="220"/>
       </w:pPr>
       <w:r>
-        <w:t xml:space="preserve">5.1 Written guidance governs the implementation of procurement, handling,...</w:t>
+        <w:t xml:space="preserve">5.1 Written guidance governs the implementation of procurement, handling...</w:t>
       </w:r>
     </w:p>
     <w:p>
@@ -1088,7 +1088,7 @@
         <w:spacing w:after="100" w:before="220"/>
       </w:pPr>
       <w:r>
-        <w:t xml:space="preserve">5.4 Alternate sources for medical gases, vacuum and compressed air are pr...</w:t>
+        <w:t xml:space="preserve">5.4 Alternate sources for medical gases, vacuum and compressed air are...</w:t>
       </w:r>
     </w:p>
     <w:p>
@@ -1145,7 +1145,7 @@
         <w:spacing w:after="100" w:before="220"/>
       </w:pPr>
       <w:r>
-        <w:t xml:space="preserve">5.5 The organisation regularly tests the functioning of these alternate s...</w:t>
+        <w:t xml:space="preserve">5.5 The organisation regularly tests the functioning of these alternate...</w:t>
       </w:r>
     </w:p>
     <w:p>
@@ -1224,6 +1224,20 @@
       </w:pPr>
       <w:r>
         <w:t xml:space="preserve">7. Governance and responsibility</w:t>
+      </w:r>
+    </w:p>
+    <w:p>
+      <w:pPr>
+        <w:spacing w:after="20" w:before="100"/>
+      </w:pPr>
+      <w:r>
+        <w:rPr>
+          <w:b/>
+          <w:bCs/>
+          <w:sz w:val="22"/>
+          <w:szCs w:val="22"/>
+        </w:rPr>
+        <w:t xml:space="preserve">Medical Superintendent</w:t>
       </w:r>
     </w:p>
     <w:p>
@@ -1240,7 +1254,21 @@
           <w:sz w:val="22"/>
           <w:szCs w:val="22"/>
         </w:rPr>
-        <w:t xml:space="preserve">Medical Superintendent</w:t>
+        <w:t xml:space="preserve">Accountable that FMS.6 is resourced and followed.</w:t>
+      </w:r>
+    </w:p>
+    <w:p>
+      <w:pPr>
+        <w:spacing w:after="20" w:before="100"/>
+      </w:pPr>
+      <w:r>
+        <w:rPr>
+          <w:b/>
+          <w:bCs/>
+          <w:sz w:val="22"/>
+          <w:szCs w:val="22"/>
+        </w:rPr>
+        <w:t xml:space="preserve">Engineering In-Charge</w:t>
       </w:r>
     </w:p>
     <w:p>
@@ -1257,7 +1285,21 @@
           <w:sz w:val="22"/>
           <w:szCs w:val="22"/>
         </w:rPr>
-        <w:t xml:space="preserve">Accountable that FMS.6 is resourced and followed.</w:t>
+        <w:t xml:space="preserve">Owns day-to-day implementation and records for this standard.</w:t>
+      </w:r>
+    </w:p>
+    <w:p>
+      <w:pPr>
+        <w:spacing w:after="20" w:before="100"/>
+      </w:pPr>
+      <w:r>
+        <w:rPr>
+          <w:b/>
+          <w:bCs/>
+          <w:sz w:val="22"/>
+          <w:szCs w:val="22"/>
+        </w:rPr>
+        <w:t xml:space="preserve">Quality Coordinator</w:t>
       </w:r>
     </w:p>
     <w:p>
@@ -1274,7 +1316,21 @@
           <w:sz w:val="22"/>
           <w:szCs w:val="22"/>
         </w:rPr>
-        <w:t xml:space="preserve">Engineering In-Charge</w:t>
+        <w:t xml:space="preserve">Audits this policy «quarterly»; holds training acknowledgements.</w:t>
+      </w:r>
+    </w:p>
+    <w:p>
+      <w:pPr>
+        <w:spacing w:after="20" w:before="100"/>
+      </w:pPr>
+      <w:r>
+        <w:rPr>
+          <w:b/>
+          <w:bCs/>
+          <w:sz w:val="22"/>
+          <w:szCs w:val="22"/>
+        </w:rPr>
+        <w:t xml:space="preserve">departmental leaders</w:t>
       </w:r>
     </w:p>
     <w:p>
@@ -1291,7 +1347,28 @@
           <w:sz w:val="22"/>
           <w:szCs w:val="22"/>
         </w:rPr>
-        <w:t xml:space="preserve">Owns day-to-day implementation and records for this standard.</w:t>
+        <w:t xml:space="preserve">Run the department-level duties this standard names.</w:t>
+      </w:r>
+    </w:p>
+    <w:p>
+      <w:pPr>
+        <w:pStyle w:val="Heading1"/>
+        <w:spacing w:after="120" w:before="280"/>
+      </w:pPr>
+      <w:r>
+        <w:t xml:space="preserve">8. Quality monitoring (RCA → CAPA)</w:t>
+      </w:r>
+    </w:p>
+    <w:p>
+      <w:pPr>
+        <w:spacing w:after="140"/>
+      </w:pPr>
+      <w:r>
+        <w:rPr>
+          <w:sz w:val="22"/>
+          <w:szCs w:val="22"/>
+        </w:rPr>
+        <w:t xml:space="preserve">The Quality Coordinator audits this policy «quarterly». The audit reviews:</w:t>
       </w:r>
     </w:p>
     <w:p>
@@ -1308,7 +1385,7 @@
           <w:sz w:val="22"/>
           <w:szCs w:val="22"/>
         </w:rPr>
-        <w:t xml:space="preserve">Quality Coordinator</w:t>
+        <w:t xml:space="preserve">Records for a sample of this standard's objective elements, checked against the What-we-do steps.</w:t>
       </w:r>
     </w:p>
     <w:p>
@@ -1325,7 +1402,7 @@
           <w:sz w:val="22"/>
           <w:szCs w:val="22"/>
         </w:rPr>
-        <w:t xml:space="preserve">Audits this policy «quarterly»; holds training acknowledgements.</w:t>
+        <w:t xml:space="preserve">Documentary evidence is on file for each asterisked objective element in the sample.</w:t>
       </w:r>
     </w:p>
     <w:p>
@@ -1342,7 +1419,7 @@
           <w:sz w:val="22"/>
           <w:szCs w:val="22"/>
         </w:rPr>
-        <w:t xml:space="preserve">departmental leaders</w:t>
+        <w:t xml:space="preserve">CORE objective elements show no critical gaps in the sample.</w:t>
       </w:r>
     </w:p>
     <w:p>
@@ -1359,108 +1436,19 @@
           <w:sz w:val="22"/>
           <w:szCs w:val="22"/>
         </w:rPr>
-        <w:t xml:space="preserve">Run the department-level duties this standard names.</w:t>
-      </w:r>
-    </w:p>
-    <w:p>
-      <w:pPr>
-        <w:pStyle w:val="Heading1"/>
-        <w:spacing w:after="120" w:before="280"/>
-      </w:pPr>
-      <w:r>
-        <w:t xml:space="preserve">8. Quality monitoring (RCA → CAPA)</w:t>
-      </w:r>
-    </w:p>
-    <w:p>
-      <w:pPr>
-        <w:spacing w:after="140"/>
-      </w:pPr>
-      <w:r>
-        <w:rPr>
-          <w:sz w:val="22"/>
-          <w:szCs w:val="22"/>
-        </w:rPr>
-        <w:t xml:space="preserve">The Quality Coordinator audits this policy «quarterly».</w:t>
-      </w:r>
-    </w:p>
-    <w:p>
-      <w:pPr>
-        <w:spacing w:after="140"/>
-      </w:pPr>
-      <w:r>
-        <w:rPr>
-          <w:sz w:val="22"/>
-          <w:szCs w:val="22"/>
-        </w:rPr>
-        <w:t xml:space="preserve">What is monitored each quarter:</w:t>
-      </w:r>
-    </w:p>
-    <w:p>
-      <w:pPr>
-        <w:pStyle w:val="ListParagraph"/>
-        <w:numPr>
-          <w:ilvl w:val="0"/>
-          <w:numId w:val="1"/>
-        </w:numPr>
-        <w:spacing w:after="60"/>
-      </w:pPr>
-      <w:r>
-        <w:rPr>
-          <w:sz w:val="22"/>
-          <w:szCs w:val="22"/>
-        </w:rPr>
-        <w:t xml:space="preserve">Sample of records for each OE FMS.6.a–e.</w:t>
-      </w:r>
-    </w:p>
-    <w:p>
-      <w:pPr>
-        <w:pStyle w:val="ListParagraph"/>
-        <w:numPr>
-          <w:ilvl w:val="0"/>
-          <w:numId w:val="1"/>
-        </w:numPr>
-        <w:spacing w:after="60"/>
-      </w:pPr>
-      <w:r>
-        <w:rPr>
-          <w:sz w:val="22"/>
-          <w:szCs w:val="22"/>
-        </w:rPr>
-        <w:t xml:space="preserve">Asterisked elements (ac) have document evidence as required.</w:t>
-      </w:r>
-    </w:p>
-    <w:p>
-      <w:pPr>
-        <w:pStyle w:val="ListParagraph"/>
-        <w:numPr>
-          <w:ilvl w:val="0"/>
-          <w:numId w:val="1"/>
-        </w:numPr>
-        <w:spacing w:after="60"/>
-      </w:pPr>
-      <w:r>
-        <w:rPr>
-          <w:sz w:val="22"/>
-          <w:szCs w:val="22"/>
-        </w:rPr>
-        <w:t xml:space="preserve">CORE elements (bd) show no critical gaps in the sample.</w:t>
-      </w:r>
-    </w:p>
-    <w:p>
-      <w:pPr>
-        <w:pStyle w:val="ListParagraph"/>
-        <w:numPr>
-          <w:ilvl w:val="0"/>
-          <w:numId w:val="1"/>
-        </w:numPr>
-        <w:spacing w:after="60"/>
-      </w:pPr>
-      <w:r>
-        <w:rPr>
-          <w:sz w:val="22"/>
-          <w:szCs w:val="22"/>
-        </w:rPr>
         <w:t xml:space="preserve">Stop-work events (if any) are logged with outcome.</w:t>
+      </w:r>
+    </w:p>
+    <w:p>
+      <w:pPr>
+        <w:spacing w:after="140"/>
+      </w:pPr>
+      <w:r>
+        <w:rPr>
+          <w:sz w:val="22"/>
+          <w:szCs w:val="22"/>
+        </w:rPr>
+        <w:t xml:space="preserve">Root-cause analysis is required when a gap found in this audit remains open beyond «90 days».</w:t>
       </w:r>
     </w:p>
     <w:p>
@@ -3026,7 +3014,7 @@
           <w:sz w:val="22"/>
           <w:szCs w:val="22"/>
         </w:rPr>
-        <w:t xml:space="preserve">Records showing FMS.6.a was followed for sampled cases.</w:t>
+        <w:t xml:space="preserve">Written medical-gas procurement, handling, storage, distribution, usage and replenishment guidance, including colour-coding and signage.</w:t>
       </w:r>
     </w:p>
     <w:p>
@@ -3043,7 +3031,7 @@
           <w:sz w:val="22"/>
           <w:szCs w:val="22"/>
         </w:rPr>
-        <w:t xml:space="preserve">Written guidance / protocol referenced for this element (where required).</w:t>
+        <w:t xml:space="preserve">Reference used (for example HTM 02-01 or the NFPA medical-gas handbook).</w:t>
       </w:r>
     </w:p>
     <w:p>
@@ -3060,7 +3048,16 @@
           <w:sz w:val="22"/>
           <w:szCs w:val="22"/>
         </w:rPr>
-        <w:t xml:space="preserve">Audit sample notes for FMS.6.a reviewed «quarterly».</w:t>
+        <w:t xml:space="preserve">Statutory-provision record (Explosives Act, Gas Cylinder Rules, Static and Mobile Pressure Vessels Rules) where those apply to this hospital's gases.</w:t>
+      </w:r>
+    </w:p>
+    <w:p>
+      <w:pPr>
+        <w:pStyle w:val="Heading2"/>
+        <w:spacing w:after="100" w:before="220"/>
+      </w:pPr>
+      <w:r>
+        <w:t xml:space="preserve">FMS.6.b — Medical gases are handled, stored, distributed and used in a safe manner.</w:t>
       </w:r>
     </w:p>
     <w:p>
@@ -3077,16 +3074,7 @@
           <w:sz w:val="22"/>
           <w:szCs w:val="22"/>
         </w:rPr>
-        <w:t xml:space="preserve">Documented evidence specifically required by the asterisked objective element.</w:t>
-      </w:r>
-    </w:p>
-    <w:p>
-      <w:pPr>
-        <w:pStyle w:val="Heading2"/>
-        <w:spacing w:after="100" w:before="220"/>
-      </w:pPr>
-      <w:r>
-        <w:t xml:space="preserve">FMS.6.b — Medical gases are handled, stored, distributed and used in a safe manner.</w:t>
+        <w:t xml:space="preserve">Colour-coded cylinder and pipeline inventory with alarm and valve-box log.</w:t>
       </w:r>
     </w:p>
     <w:p>
@@ -3103,7 +3091,7 @@
           <w:sz w:val="22"/>
           <w:szCs w:val="22"/>
         </w:rPr>
-        <w:t xml:space="preserve">Records showing FMS.6.b was followed for sampled cases.</w:t>
+        <w:t xml:space="preserve">Twenty-four-hour plant-alarm monitoring record.</w:t>
       </w:r>
     </w:p>
     <w:p>
@@ -3120,7 +3108,16 @@
           <w:sz w:val="22"/>
           <w:szCs w:val="22"/>
         </w:rPr>
-        <w:t xml:space="preserve">Written guidance / protocol referenced for this element (where required).</w:t>
+        <w:t xml:space="preserve">Pin-indexed outlet and automatic-changeover verification record.</w:t>
+      </w:r>
+    </w:p>
+    <w:p>
+      <w:pPr>
+        <w:pStyle w:val="Heading2"/>
+        <w:spacing w:after="100" w:before="220"/>
+      </w:pPr>
+      <w:r>
+        <w:t xml:space="preserve">FMS.6.c — There is an operational, inspection, testing and maintenance plan for piped medical gas, compressed air and vacuum installation.</w:t>
       </w:r>
     </w:p>
     <w:p>
@@ -3137,7 +3134,7 @@
           <w:sz w:val="22"/>
           <w:szCs w:val="22"/>
         </w:rPr>
-        <w:t xml:space="preserve">Audit sample notes for FMS.6.b reviewed «quarterly».</w:t>
+        <w:t xml:space="preserve">Documented operational, inspection, testing and maintenance plan for piped medical gas, compressed air and vacuum.</w:t>
       </w:r>
     </w:p>
     <w:p>
@@ -3154,16 +3151,7 @@
           <w:sz w:val="22"/>
           <w:szCs w:val="22"/>
         </w:rPr>
-        <w:t xml:space="preserve">CORE-element sample with no critical gaps in the quarter under review.</w:t>
-      </w:r>
-    </w:p>
-    <w:p>
-      <w:pPr>
-        <w:pStyle w:val="Heading2"/>
-        <w:spacing w:after="100" w:before="220"/>
-      </w:pPr>
-      <w:r>
-        <w:t xml:space="preserve">FMS.6.c — There is an operational, inspection, testing and maintenance plan for piped medical gas, compressed air and vacuum installation.</w:t>
+        <w:t xml:space="preserve">Compressed-air purity test record, at least annually, at operating-theatre and intensive-care terminal outlets.</w:t>
       </w:r>
     </w:p>
     <w:p>
@@ -3180,7 +3168,16 @@
           <w:sz w:val="22"/>
           <w:szCs w:val="22"/>
         </w:rPr>
-        <w:t xml:space="preserve">Records showing FMS.6.c was followed for sampled cases.</w:t>
+        <w:t xml:space="preserve">Manufacturer-following maintenance log.</w:t>
+      </w:r>
+    </w:p>
+    <w:p>
+      <w:pPr>
+        <w:pStyle w:val="Heading2"/>
+        <w:spacing w:after="100" w:before="220"/>
+      </w:pPr>
+      <w:r>
+        <w:t xml:space="preserve">FMS.6.d — Alternate sources for medical gases, vacuum and compressed air are provided for, in case of failure.</w:t>
       </w:r>
     </w:p>
     <w:p>
@@ -3197,7 +3194,7 @@
           <w:sz w:val="22"/>
           <w:szCs w:val="22"/>
         </w:rPr>
-        <w:t xml:space="preserve">Written guidance / protocol referenced for this element (where required).</w:t>
+        <w:t xml:space="preserve">Stand-by compressor/vacuum-pump and stand-by manifold or bulk-cylinder inventory.</w:t>
       </w:r>
     </w:p>
     <w:p>
@@ -3214,7 +3211,7 @@
           <w:sz w:val="22"/>
           <w:szCs w:val="22"/>
         </w:rPr>
-        <w:t xml:space="preserve">Audit sample notes for FMS.6.c reviewed «quarterly».</w:t>
+        <w:t xml:space="preserve">Automatic-changeover test record.</w:t>
       </w:r>
     </w:p>
     <w:p>
@@ -3231,7 +3228,7 @@
           <w:sz w:val="22"/>
           <w:szCs w:val="22"/>
         </w:rPr>
-        <w:t xml:space="preserve">Documented evidence specifically required by the asterisked objective element.</w:t>
+        <w:t xml:space="preserve">Alternate-source readiness confirmation log.</w:t>
       </w:r>
     </w:p>
     <w:p>
@@ -3240,7 +3237,7 @@
         <w:spacing w:after="100" w:before="220"/>
       </w:pPr>
       <w:r>
-        <w:t xml:space="preserve">FMS.6.d — Alternate sources for medical gases, vacuum and compressed air are provided for, in case of failure.</w:t>
+        <w:t xml:space="preserve">FMS.6.e — The organisation regularly tests the functioning of these alternate sources.</w:t>
       </w:r>
     </w:p>
     <w:p>
@@ -3257,7 +3254,7 @@
           <w:sz w:val="22"/>
           <w:szCs w:val="22"/>
         </w:rPr>
-        <w:t xml:space="preserve">Records showing FMS.6.d was followed for sampled cases.</w:t>
+        <w:t xml:space="preserve">Test log for alternate medical-gas sources at the defined interval (default monthly).</w:t>
       </w:r>
     </w:p>
     <w:p>
@@ -3274,7 +3271,7 @@
           <w:sz w:val="22"/>
           <w:szCs w:val="22"/>
         </w:rPr>
-        <w:t xml:space="preserve">Written guidance / protocol referenced for this element (where required).</w:t>
+        <w:t xml:space="preserve">Manufacturer or written-plan interval reference used.</w:t>
       </w:r>
     </w:p>
     <w:p>
@@ -3291,84 +3288,7 @@
           <w:sz w:val="22"/>
           <w:szCs w:val="22"/>
         </w:rPr>
-        <w:t xml:space="preserve">Audit sample notes for FMS.6.d reviewed «quarterly».</w:t>
-      </w:r>
-    </w:p>
-    <w:p>
-      <w:pPr>
-        <w:pStyle w:val="ListParagraph"/>
-        <w:numPr>
-          <w:ilvl w:val="0"/>
-          <w:numId w:val="1"/>
-        </w:numPr>
-        <w:spacing w:after="60"/>
-      </w:pPr>
-      <w:r>
-        <w:rPr>
-          <w:sz w:val="22"/>
-          <w:szCs w:val="22"/>
-        </w:rPr>
-        <w:t xml:space="preserve">CORE-element sample with no critical gaps in the quarter under review.</w:t>
-      </w:r>
-    </w:p>
-    <w:p>
-      <w:pPr>
-        <w:pStyle w:val="Heading2"/>
-        <w:spacing w:after="100" w:before="220"/>
-      </w:pPr>
-      <w:r>
-        <w:t xml:space="preserve">FMS.6.e — The organisation regularly tests the functioning of these alternate sources.</w:t>
-      </w:r>
-    </w:p>
-    <w:p>
-      <w:pPr>
-        <w:pStyle w:val="ListParagraph"/>
-        <w:numPr>
-          <w:ilvl w:val="0"/>
-          <w:numId w:val="1"/>
-        </w:numPr>
-        <w:spacing w:after="60"/>
-      </w:pPr>
-      <w:r>
-        <w:rPr>
-          <w:sz w:val="22"/>
-          <w:szCs w:val="22"/>
-        </w:rPr>
-        <w:t xml:space="preserve">Records showing FMS.6.e was followed for sampled cases.</w:t>
-      </w:r>
-    </w:p>
-    <w:p>
-      <w:pPr>
-        <w:pStyle w:val="ListParagraph"/>
-        <w:numPr>
-          <w:ilvl w:val="0"/>
-          <w:numId w:val="1"/>
-        </w:numPr>
-        <w:spacing w:after="60"/>
-      </w:pPr>
-      <w:r>
-        <w:rPr>
-          <w:sz w:val="22"/>
-          <w:szCs w:val="22"/>
-        </w:rPr>
-        <w:t xml:space="preserve">Written guidance / protocol referenced for this element (where required).</w:t>
-      </w:r>
-    </w:p>
-    <w:p>
-      <w:pPr>
-        <w:pStyle w:val="ListParagraph"/>
-        <w:numPr>
-          <w:ilvl w:val="0"/>
-          <w:numId w:val="1"/>
-        </w:numPr>
-        <w:spacing w:after="60"/>
-      </w:pPr>
-      <w:r>
-        <w:rPr>
-          <w:sz w:val="22"/>
-          <w:szCs w:val="22"/>
-        </w:rPr>
-        <w:t xml:space="preserve">Audit sample notes for FMS.6.e reviewed «quarterly».</w:t>
+        <w:t xml:space="preserve">Corrective-action record for any failed test.</w:t>
       </w:r>
     </w:p>
     <w:p>

--- a/policies/build/preview_hco/HCO.FMS.6_v2_preview.docx
+++ b/policies/build/preview_hco/HCO.FMS.6_v2_preview.docx
@@ -692,7 +692,7 @@
           <w:sz w:val="22"/>
           <w:szCs w:val="22"/>
         </w:rPr>
-        <w:t xml:space="preserve">It covers objective elements FMS.6.a–e (5 elements).</w:t>
+        <w:t xml:space="preserve">This policy covers all 5 requirements under this standard, listed in detail below.</w:t>
       </w:r>
     </w:p>
     <w:p>
@@ -716,7 +716,7 @@
           <w:sz w:val="22"/>
           <w:szCs w:val="22"/>
         </w:rPr>
-        <w:t xml:space="preserve">This policy owns FMS.6. Related AAC, COP, MOM, PRE, IPC, PSQ and ROM duties stay with those policies — cross-reference only. Other FMS standards stay with their own policies.</w:t>
+        <w:t xml:space="preserve">This policy covers medical gases, vacuum and compressed air specifically. Related duties — like patient assessment, clinical care, medication management, patient rights, infection control, quality and safety monitoring, or hospital governance — are covered in the hospital's other policies, not repeated here. Other FMS standards stay with their own policies.</w:t>
       </w:r>
     </w:p>
     <w:p>
@@ -761,19 +761,19 @@
           <w:sz w:val="22"/>
           <w:szCs w:val="22"/>
         </w:rPr>
-        <w:t xml:space="preserve">It covers 5 objective elements (FMS.6.a, FMS.6.b, FMS.6.c, FMS.6.d, FMS.6.e).</w:t>
-      </w:r>
-    </w:p>
-    <w:p>
-      <w:pPr>
-        <w:spacing w:after="140"/>
-      </w:pPr>
-      <w:r>
-        <w:rPr>
-          <w:sz w:val="22"/>
-          <w:szCs w:val="22"/>
-        </w:rPr>
-        <w:t xml:space="preserve">Boundaries: do not overwrite HCO AAC, COP, MOM, PRE, IPC, PSQ or ROM policies. Spell out abbreviations on first use in training materials. OE counts/levels/asterisks stay with the official portal Standards PDF. Method notes come from the Guidebook Interpretation paragraphs (scanned PDF md5 2c4489ee98de4ae9b49cba168ea9f42a).</w:t>
+        <w:t xml:space="preserve">This policy covers all 5 requirements under this standard, listed in detail below.</w:t>
+      </w:r>
+    </w:p>
+    <w:p>
+      <w:pPr>
+        <w:spacing w:after="140"/>
+      </w:pPr>
+      <w:r>
+        <w:rPr>
+          <w:sz w:val="22"/>
+          <w:szCs w:val="22"/>
+        </w:rPr>
+        <w:t xml:space="preserve">This policy covers medical gases, vacuum and compressed air specifically. Related duties — like patient assessment, clinical care, medication management, patient rights, infection control, quality and safety monitoring, or hospital governance — are covered in the hospital's other policies, not repeated here. Spell out abbreviations on first use in training materials. OE counts/levels/asterisks stay with the official portal Standards PDF. Method notes come from the Guidebook Interpretation paragraphs (scanned PDF md5 2c4489ee98de4ae9b49cba168ea9f42a).</w:t>
       </w:r>
     </w:p>
     <w:p>
